--- a/questions/3-3_리소스관리및배포_2부 (11문제).docx
+++ b/questions/3-3_리소스관리및배포_2부 (11문제).docx
@@ -120,13 +120,11 @@
           <w:b/>
           <w:color w:val="0000FF"/>
         </w:rPr>
-        <w:t xml:space="preserve">A. </w:t>
-      </w:r>
-      <w:r>
-        <w:t>예-아니오-예</w:t>
+        <w:t>A. 예-아니오-아니오</w:t>
         <w:br/>
         <w:t>145</w:t>
       </w:r>
+      <w:r/>
     </w:p>
     <w:p/>
     <w:p>

--- a/questions/3-3_리소스관리및배포_2부 (11문제).docx
+++ b/questions/3-3_리소스관리및배포_2부 (11문제).docx
@@ -120,7 +120,7 @@
           <w:b/>
           <w:color w:val="0000FF"/>
         </w:rPr>
-        <w:t>A. 예-아니오-아니오</w:t>
+        <w:t>A. 예-예-아니오</w:t>
         <w:br/>
         <w:t>145</w:t>
       </w:r>
@@ -348,13 +348,11 @@
           <w:b/>
           <w:color w:val="0000FF"/>
         </w:rPr>
-        <w:t xml:space="preserve">A. </w:t>
-      </w:r>
-      <w:r>
-        <w:t>Azure CLI (명령줄 인터페이스)</w:t>
+        <w:t>A. 3</w:t>
         <w:br/>
         <w:t>196</w:t>
       </w:r>
+      <w:r/>
     </w:p>
     <w:p/>
     <w:sectPr>
